--- a/AWS/ComandosLinuxServicioWEB.docx
+++ b/AWS/ComandosLinuxServicioWEB.docx
@@ -982,10 +982,13 @@
           </w:tcPr>
           <w:p>
             <w:pPr>
-              <w:rPr/>
-            </w:pPr>
-            <w:r>
-              <w:rPr>
+              <w:rPr>
+                <w:highlight w:val="yellow"/>
+              </w:rPr>
+            </w:pPr>
+            <w:r>
+              <w:rPr>
+                <w:highlight w:val="yellow"/>
                 <w:rtl w:val="0"/>
               </w:rPr>
               <w:t xml:space="preserve">systemctl status apache2</w:t>
@@ -1026,7 +1029,7 @@
               <w:rPr>
                 <w:rtl w:val="0"/>
               </w:rPr>
-              <w:t xml:space="preserve">Comporbar estado servicio Apache2</w:t>
+              <w:t xml:space="preserve">Comprobar estado servicio Apache2</w:t>
             </w:r>
           </w:p>
         </w:tc>
@@ -1323,48 +1326,359 @@
               <w:rPr>
                 <w:rtl w:val="0"/>
               </w:rPr>
-            </w:r>
-          </w:p>
-        </w:tc>
-        <w:tc>
-          <w:tcPr>
-            <w:shd w:fill="auto" w:val="clear"/>
-            <w:tcMar>
-              <w:top w:w="100.0" w:type="dxa"/>
-              <w:left w:w="100.0" w:type="dxa"/>
-              <w:bottom w:w="100.0" w:type="dxa"/>
-              <w:right w:w="100.0" w:type="dxa"/>
-            </w:tcMar>
-            <w:vAlign w:val="top"/>
-          </w:tcPr>
-          <w:p>
-            <w:pPr>
-              <w:keepNext w:val="0"/>
-              <w:keepLines w:val="0"/>
-              <w:pageBreakBefore w:val="0"/>
-              <w:widowControl w:val="0"/>
-              <w:pBdr>
-                <w:top w:space="0" w:sz="0" w:val="nil"/>
-                <w:left w:space="0" w:sz="0" w:val="nil"/>
-                <w:bottom w:space="0" w:sz="0" w:val="nil"/>
-                <w:right w:space="0" w:sz="0" w:val="nil"/>
-                <w:between w:space="0" w:sz="0" w:val="nil"/>
-              </w:pBdr>
-              <w:shd w:fill="auto" w:val="clear"/>
-              <w:spacing w:after="0" w:before="0" w:line="240" w:lineRule="auto"/>
-              <w:ind w:left="0" w:right="0" w:firstLine="0"/>
-              <w:jc w:val="left"/>
-              <w:rPr/>
-            </w:pPr>
-            <w:r>
-              <w:rPr>
-                <w:rtl w:val="0"/>
-              </w:rPr>
+              <w:t xml:space="preserve">sudo chown root:web html/</w:t>
+            </w:r>
+          </w:p>
+        </w:tc>
+        <w:tc>
+          <w:tcPr>
+            <w:shd w:fill="auto" w:val="clear"/>
+            <w:tcMar>
+              <w:top w:w="100.0" w:type="dxa"/>
+              <w:left w:w="100.0" w:type="dxa"/>
+              <w:bottom w:w="100.0" w:type="dxa"/>
+              <w:right w:w="100.0" w:type="dxa"/>
+            </w:tcMar>
+            <w:vAlign w:val="top"/>
+          </w:tcPr>
+          <w:p>
+            <w:pPr>
+              <w:keepNext w:val="0"/>
+              <w:keepLines w:val="0"/>
+              <w:pageBreakBefore w:val="0"/>
+              <w:widowControl w:val="0"/>
+              <w:pBdr>
+                <w:top w:space="0" w:sz="0" w:val="nil"/>
+                <w:left w:space="0" w:sz="0" w:val="nil"/>
+                <w:bottom w:space="0" w:sz="0" w:val="nil"/>
+                <w:right w:space="0" w:sz="0" w:val="nil"/>
+                <w:between w:space="0" w:sz="0" w:val="nil"/>
+              </w:pBdr>
+              <w:shd w:fill="auto" w:val="clear"/>
+              <w:spacing w:after="0" w:before="0" w:line="240" w:lineRule="auto"/>
+              <w:ind w:left="0" w:right="0" w:firstLine="0"/>
+              <w:jc w:val="left"/>
+              <w:rPr/>
+            </w:pPr>
+            <w:r>
+              <w:rPr>
+                <w:rtl w:val="0"/>
+              </w:rPr>
+              <w:t xml:space="preserve">Cambiar dueño root , grupo web de la carpeta html</w:t>
+            </w:r>
+          </w:p>
+        </w:tc>
+      </w:tr>
+      <w:tr>
+        <w:trPr>
+          <w:cantSplit w:val="0"/>
+          <w:tblHeader w:val="0"/>
+        </w:trPr>
+        <w:tc>
+          <w:tcPr>
+            <w:shd w:fill="auto" w:val="clear"/>
+            <w:tcMar>
+              <w:top w:w="100.0" w:type="dxa"/>
+              <w:left w:w="100.0" w:type="dxa"/>
+              <w:bottom w:w="100.0" w:type="dxa"/>
+              <w:right w:w="100.0" w:type="dxa"/>
+            </w:tcMar>
+            <w:vAlign w:val="top"/>
+          </w:tcPr>
+          <w:p>
+            <w:pPr>
+              <w:rPr/>
+            </w:pPr>
+            <w:r>
+              <w:rPr>
+                <w:rtl w:val="0"/>
+              </w:rPr>
+              <w:t xml:space="preserve">ls -l</w:t>
+            </w:r>
+          </w:p>
+        </w:tc>
+        <w:tc>
+          <w:tcPr>
+            <w:shd w:fill="auto" w:val="clear"/>
+            <w:tcMar>
+              <w:top w:w="100.0" w:type="dxa"/>
+              <w:left w:w="100.0" w:type="dxa"/>
+              <w:bottom w:w="100.0" w:type="dxa"/>
+              <w:right w:w="100.0" w:type="dxa"/>
+            </w:tcMar>
+            <w:vAlign w:val="top"/>
+          </w:tcPr>
+          <w:p>
+            <w:pPr>
+              <w:keepNext w:val="0"/>
+              <w:keepLines w:val="0"/>
+              <w:pageBreakBefore w:val="0"/>
+              <w:widowControl w:val="0"/>
+              <w:pBdr>
+                <w:top w:space="0" w:sz="0" w:val="nil"/>
+                <w:left w:space="0" w:sz="0" w:val="nil"/>
+                <w:bottom w:space="0" w:sz="0" w:val="nil"/>
+                <w:right w:space="0" w:sz="0" w:val="nil"/>
+                <w:between w:space="0" w:sz="0" w:val="nil"/>
+              </w:pBdr>
+              <w:shd w:fill="auto" w:val="clear"/>
+              <w:spacing w:after="0" w:before="0" w:line="240" w:lineRule="auto"/>
+              <w:ind w:left="0" w:right="0" w:firstLine="0"/>
+              <w:jc w:val="left"/>
+              <w:rPr/>
+            </w:pPr>
+            <w:r>
+              <w:rPr>
+                <w:rtl w:val="0"/>
+              </w:rPr>
+              <w:t xml:space="preserve">listar visualziando permisos</w:t>
+            </w:r>
+          </w:p>
+        </w:tc>
+      </w:tr>
+      <w:tr>
+        <w:trPr>
+          <w:cantSplit w:val="0"/>
+          <w:tblHeader w:val="0"/>
+        </w:trPr>
+        <w:tc>
+          <w:tcPr>
+            <w:shd w:fill="auto" w:val="clear"/>
+            <w:tcMar>
+              <w:top w:w="100.0" w:type="dxa"/>
+              <w:left w:w="100.0" w:type="dxa"/>
+              <w:bottom w:w="100.0" w:type="dxa"/>
+              <w:right w:w="100.0" w:type="dxa"/>
+            </w:tcMar>
+            <w:vAlign w:val="top"/>
+          </w:tcPr>
+          <w:p>
+            <w:pPr>
+              <w:rPr/>
+            </w:pPr>
+            <w:r>
+              <w:rPr>
+                <w:rtl w:val="0"/>
+              </w:rPr>
+              <w:t xml:space="preserve"> sudo adduser ubuntu web</w:t>
+            </w:r>
+          </w:p>
+        </w:tc>
+        <w:tc>
+          <w:tcPr>
+            <w:shd w:fill="auto" w:val="clear"/>
+            <w:tcMar>
+              <w:top w:w="100.0" w:type="dxa"/>
+              <w:left w:w="100.0" w:type="dxa"/>
+              <w:bottom w:w="100.0" w:type="dxa"/>
+              <w:right w:w="100.0" w:type="dxa"/>
+            </w:tcMar>
+            <w:vAlign w:val="top"/>
+          </w:tcPr>
+          <w:p>
+            <w:pPr>
+              <w:keepNext w:val="0"/>
+              <w:keepLines w:val="0"/>
+              <w:pageBreakBefore w:val="0"/>
+              <w:widowControl w:val="0"/>
+              <w:pBdr>
+                <w:top w:space="0" w:sz="0" w:val="nil"/>
+                <w:left w:space="0" w:sz="0" w:val="nil"/>
+                <w:bottom w:space="0" w:sz="0" w:val="nil"/>
+                <w:right w:space="0" w:sz="0" w:val="nil"/>
+                <w:between w:space="0" w:sz="0" w:val="nil"/>
+              </w:pBdr>
+              <w:shd w:fill="auto" w:val="clear"/>
+              <w:spacing w:after="0" w:before="0" w:line="240" w:lineRule="auto"/>
+              <w:ind w:left="0" w:right="0" w:firstLine="0"/>
+              <w:jc w:val="left"/>
+              <w:rPr/>
+            </w:pPr>
+            <w:r>
+              <w:rPr>
+                <w:rtl w:val="0"/>
+              </w:rPr>
+              <w:t xml:space="preserve">añadir a usuario ubuntu a grupo web</w:t>
+            </w:r>
+          </w:p>
+        </w:tc>
+      </w:tr>
+      <w:tr>
+        <w:trPr>
+          <w:cantSplit w:val="0"/>
+          <w:tblHeader w:val="0"/>
+        </w:trPr>
+        <w:tc>
+          <w:tcPr>
+            <w:shd w:fill="auto" w:val="clear"/>
+            <w:tcMar>
+              <w:top w:w="100.0" w:type="dxa"/>
+              <w:left w:w="100.0" w:type="dxa"/>
+              <w:bottom w:w="100.0" w:type="dxa"/>
+              <w:right w:w="100.0" w:type="dxa"/>
+            </w:tcMar>
+            <w:vAlign w:val="top"/>
+          </w:tcPr>
+          <w:p>
+            <w:pPr>
+              <w:rPr/>
+            </w:pPr>
+            <w:r>
+              <w:rPr>
+                <w:rtl w:val="0"/>
+              </w:rPr>
+              <w:t xml:space="preserve">sudo chmod 775 html/</w:t>
+            </w:r>
+          </w:p>
+        </w:tc>
+        <w:tc>
+          <w:tcPr>
+            <w:shd w:fill="auto" w:val="clear"/>
+            <w:tcMar>
+              <w:top w:w="100.0" w:type="dxa"/>
+              <w:left w:w="100.0" w:type="dxa"/>
+              <w:bottom w:w="100.0" w:type="dxa"/>
+              <w:right w:w="100.0" w:type="dxa"/>
+            </w:tcMar>
+            <w:vAlign w:val="top"/>
+          </w:tcPr>
+          <w:p>
+            <w:pPr>
+              <w:keepNext w:val="0"/>
+              <w:keepLines w:val="0"/>
+              <w:pageBreakBefore w:val="0"/>
+              <w:widowControl w:val="0"/>
+              <w:pBdr>
+                <w:top w:space="0" w:sz="0" w:val="nil"/>
+                <w:left w:space="0" w:sz="0" w:val="nil"/>
+                <w:bottom w:space="0" w:sz="0" w:val="nil"/>
+                <w:right w:space="0" w:sz="0" w:val="nil"/>
+                <w:between w:space="0" w:sz="0" w:val="nil"/>
+              </w:pBdr>
+              <w:shd w:fill="auto" w:val="clear"/>
+              <w:spacing w:after="0" w:before="0" w:line="240" w:lineRule="auto"/>
+              <w:ind w:left="0" w:right="0" w:firstLine="0"/>
+              <w:jc w:val="left"/>
+              <w:rPr/>
+            </w:pPr>
+            <w:r>
+              <w:rPr>
+                <w:rtl w:val="0"/>
+              </w:rPr>
+              <w:t xml:space="preserve">cambiar permisos de la carpeta html</w:t>
+            </w:r>
+          </w:p>
+          <w:p>
+            <w:pPr>
+              <w:keepNext w:val="0"/>
+              <w:keepLines w:val="0"/>
+              <w:pageBreakBefore w:val="0"/>
+              <w:widowControl w:val="0"/>
+              <w:pBdr>
+                <w:top w:space="0" w:sz="0" w:val="nil"/>
+                <w:left w:space="0" w:sz="0" w:val="nil"/>
+                <w:bottom w:space="0" w:sz="0" w:val="nil"/>
+                <w:right w:space="0" w:sz="0" w:val="nil"/>
+                <w:between w:space="0" w:sz="0" w:val="nil"/>
+              </w:pBdr>
+              <w:shd w:fill="auto" w:val="clear"/>
+              <w:spacing w:after="0" w:before="0" w:line="240" w:lineRule="auto"/>
+              <w:ind w:left="0" w:right="0" w:firstLine="0"/>
+              <w:jc w:val="left"/>
+              <w:rPr/>
+            </w:pPr>
+            <w:r>
+              <w:rPr>
+                <w:rtl w:val="0"/>
+              </w:rPr>
+              <w:t xml:space="preserve">7 = usuario puede r+w+x</w:t>
+            </w:r>
+          </w:p>
+          <w:p>
+            <w:pPr>
+              <w:keepNext w:val="0"/>
+              <w:keepLines w:val="0"/>
+              <w:pageBreakBefore w:val="0"/>
+              <w:widowControl w:val="0"/>
+              <w:pBdr>
+                <w:top w:space="0" w:sz="0" w:val="nil"/>
+                <w:left w:space="0" w:sz="0" w:val="nil"/>
+                <w:bottom w:space="0" w:sz="0" w:val="nil"/>
+                <w:right w:space="0" w:sz="0" w:val="nil"/>
+                <w:between w:space="0" w:sz="0" w:val="nil"/>
+              </w:pBdr>
+              <w:shd w:fill="auto" w:val="clear"/>
+              <w:spacing w:after="0" w:before="0" w:line="240" w:lineRule="auto"/>
+              <w:ind w:left="0" w:right="0" w:firstLine="0"/>
+              <w:jc w:val="left"/>
+              <w:rPr/>
+            </w:pPr>
+            <w:r>
+              <w:rPr>
+                <w:rtl w:val="0"/>
+              </w:rPr>
+              <w:t xml:space="preserve">7 = el grupo puede r+w+x</w:t>
+            </w:r>
+          </w:p>
+          <w:p>
+            <w:pPr>
+              <w:keepNext w:val="0"/>
+              <w:keepLines w:val="0"/>
+              <w:pageBreakBefore w:val="0"/>
+              <w:widowControl w:val="0"/>
+              <w:pBdr>
+                <w:top w:space="0" w:sz="0" w:val="nil"/>
+                <w:left w:space="0" w:sz="0" w:val="nil"/>
+                <w:bottom w:space="0" w:sz="0" w:val="nil"/>
+                <w:right w:space="0" w:sz="0" w:val="nil"/>
+                <w:between w:space="0" w:sz="0" w:val="nil"/>
+              </w:pBdr>
+              <w:shd w:fill="auto" w:val="clear"/>
+              <w:spacing w:after="0" w:before="0" w:line="240" w:lineRule="auto"/>
+              <w:ind w:left="0" w:right="0" w:firstLine="0"/>
+              <w:jc w:val="left"/>
+              <w:rPr/>
+            </w:pPr>
+            <w:r>
+              <w:rPr>
+                <w:rtl w:val="0"/>
+              </w:rPr>
+              <w:t xml:space="preserve">5 = los demás pueden r-x</w:t>
             </w:r>
           </w:p>
         </w:tc>
       </w:tr>
     </w:tbl>
+    <w:p>
+      <w:pPr>
+        <w:rPr/>
+      </w:pPr>
+      <w:r>
+        <w:rPr>
+          <w:rtl w:val="0"/>
+        </w:rPr>
+      </w:r>
+    </w:p>
+    <w:p>
+      <w:pPr>
+        <w:rPr/>
+      </w:pPr>
+      <w:r>
+        <w:rPr>
+          <w:rtl w:val="0"/>
+        </w:rPr>
+      </w:r>
+    </w:p>
+    <w:p>
+      <w:pPr>
+        <w:rPr/>
+      </w:pPr>
+      <w:r>
+        <w:rPr>
+          <w:rtl w:val="0"/>
+        </w:rPr>
+      </w:r>
+    </w:p>
     <w:p>
       <w:pPr>
         <w:rPr/>
